--- a/rapports/16_02_2026/TRAORE/coh_EQ15_sup_082204020015.docx
+++ b/rapports/16_02_2026/TRAORE/coh_EQ15_sup_082204020015.docx
@@ -25,7 +25,7 @@
         <w:br/>
         <w:t>Grappe: 082204020015</w:t>
         <w:br/>
-        <w:t>Date: 16/02/2026 a 12:40</w:t>
+        <w:t>Date: 16/02/2026 a 12:58</w:t>
       </w:r>
     </w:p>
     <w:p/>

--- a/rapports/16_02_2026/TRAORE/coh_EQ15_sup_082204020015.docx
+++ b/rapports/16_02_2026/TRAORE/coh_EQ15_sup_082204020015.docx
@@ -25,7 +25,7 @@
         <w:br/>
         <w:t>Grappe: 082204020015</w:t>
         <w:br/>
-        <w:t>Date: 16/02/2026 a 12:58</w:t>
+        <w:t>Date: 16/02/2026 a 13:04</w:t>
       </w:r>
     </w:p>
     <w:p/>
@@ -1630,7 +1630,7 @@
         <w:rPr>
           <w:sz w:val="20"/>
         </w:rPr>
-        <w:t>- Attention ! Le prix unitaire d'achat (50 Fcfa) de Beignets de farine de boulangerie en Sachets (Petit) est relativement faible par rapport aux autres prix observés dans cette zone. Prière de corriger ou de confirmer avec le QG. Attention ! Le prix unitaire d'achat (50 Fcfa) de Patate douce en Morceau (Portion) (Moyen) est relativement faible par rapport aux autres prix observés dans cette zone. Prière de corriger ou de confirmer avec le QG. Attention ! Le prix unitaire d'achat (500 Fcfa) de Huile de palme raffinée en Litre (taille unique) est relativement faible par rapport aux autres prix observés dans cette zone. Prière de corriger ou de confirmer avec le QG. Attention ! Le prix unitaire d'achat (7.142857 Fcfa) de Beurre en Sachets industriel (Petit) est relativement faible par rapport aux autres prix observés dans cette zone. Prière de corriger ou de confirmer avec le QG. Avertissement!!! Le ménage a consommé 10 Boite de tomate/Pot Tres petit de Sucre en poudre , cette quantité semble anormale pour une consommation des 7 derniers jours.Prière de corriger ou de confirmer avec le QG. Avertissement!!! Le ménage a consommé 4 Paquet Grand de Thé en sachet, cette quantité semble anormale pour une consommation des 7 derniers jours.Prière de corriger ou de confirmer avec le QG. Avertissement!! le prix unitaire (250 Fcfa) de Thé en sachet (unité: Paquet) de taille Grand est très faible ou élevé. Prière de corriger ou de confirmer avec le QG. Attention ! Le prix unitaire d'achat (250 Fcfa) de Thé en sachet en Paquet (Grand) est relativement faible par rapport aux autres prix observés dans cette zone. Prière de corriger ou de confirmer avec le QG.</w:t>
+        <w:t>- Attention ! Le prix unitaire d'achat (50 Fcfa) de Beignets de farine de boulangerie en Sachets (Petit) est relativement faible par rapport aux autres prix observés dans cette zone. Prière de corriger ou de confirmer avec le QG. Attention ! Le prix unitaire d'achat (500 Fcfa) de Huile de palme raffinée en Litre (taille unique) est relativement faible par rapport aux autres prix observés dans cette zone. Prière de corriger ou de confirmer avec le QG. Attention ! Le prix unitaire d'achat (7.142857 Fcfa) de Beurre en Sachets industriel (Petit) est relativement faible par rapport aux autres prix observés dans cette zone. Prière de corriger ou de confirmer avec le QG. Avertissement!!! Le ménage a consommé 10 Boite de tomate/Pot Tres petit de Sucre en poudre , cette quantité semble anormale pour une consommation des 7 derniers jours.Prière de corriger ou de confirmer avec le QG. Avertissement!!! Le ménage a consommé 4 Paquet Grand de Thé en sachet, cette quantité semble anormale pour une consommation des 7 derniers jours.Prière de corriger ou de confirmer avec le QG. Avertissement!! le prix unitaire (250 Fcfa) de Thé en sachet (unité: Paquet) de taille Grand est très faible ou élevé. Prière de corriger ou de confirmer avec le QG. Attention ! Le prix unitaire d'achat (250 Fcfa) de Thé en sachet en Paquet (Grand) est relativement faible par rapport aux autres prix observés dans cette zone. Prière de corriger ou de confirmer avec le QG.</w:t>
       </w:r>
     </w:p>
     <w:p>
@@ -2492,6 +2492,8 @@
         <w:rPr>
           <w:sz w:val="20"/>
         </w:rPr>
+        <w:t xml:space="preserve">- Attention ! Faucheuse a été revendu à 2000 Fcfa qui est relativement élevé par rapport aux autres prix de revente observés dans cette zone. Prière de corriger ou de confirmer avec le QG. </w:t>
+        <w:br/>
         <w:t xml:space="preserve">- Avertissement!! Le prix d'achat (200000 FCFA) de Animaux de labour est inférieur aux prix de revente (250000 FCFA), prière de verifier et corriger ou confirmer l'information avec le QG. </w:t>
         <w:br/>
         <w:t xml:space="preserve">- Incohérence!! Le prix de revente de Herse dans cette section 19 ne doit pas être égal 0 même si le ménage l'a reçu en cadeau prière de leurs aider à faire une estimation. </w:t>
@@ -2906,7 +2908,7 @@
         <w:br/>
         <w:t xml:space="preserve">- Peu probable! MAMADOU KA 1  n'arrive pas  à comprendre un petit texte lu dans une langue locale (s02q03). Veuillez corriger ou donner des explications au QG. </w:t>
         <w:br/>
-        <w:t xml:space="preserve">- Peu probable! MAMADOU KA 2  n'arrive pas  à comprendre un petit texte lu dans une langue locale (s02q03). Veuillez corriger ou donner des explications au QG. Attention ! Le frais de scolarité (3000 Fcfa) de MAMADOU KA 2 en 2ème année de Primaire est relativement élevé par rapport aux autres frais de scolarités observés dans cette zone. Prière de corriger ou de confirmer avec le QG. </w:t>
+        <w:t xml:space="preserve">- Peu probable! MAMADOU KA 2  n'arrive pas  à comprendre un petit texte lu dans une langue locale (s02q03). Veuillez corriger ou donner des explications au QG. </w:t>
         <w:br/>
         <w:t xml:space="preserve">- Peu probable! OUMAR AMADOU MARIAMA KA  n'arrive pas  à comprendre un petit texte lu dans une langue locale (s02q03). Veuillez corriger ou donner des explications au QG. </w:t>
         <w:br/>
@@ -3050,7 +3052,7 @@
         <w:rPr>
           <w:sz w:val="20"/>
         </w:rPr>
-        <w:t>- Attention ! Le prix unitaire d'achat (50 Fcfa) de Choux en Pièce (Petit) est relativement faible par rapport aux autres prix observés dans cette zone. Prière de corriger ou de confirmer avec le QG. Attention ! Le prix unitaire d'achat (50 Fcfa) de Concentré de tomate en Sachets industriel (Petit) est relativement faible par rapport aux autres prix observés dans cette zone. Prière de corriger ou de confirmer avec le QG. Attention ! Le prix unitaire d'achat (50 Fcfa) de Sel en Sachets (Moyen) est relativement faible par rapport aux autres prix observés dans cette zone. Prière de corriger ou de confirmer avec le QG. Avertissement!! La quantité (5 litre) du produit Huile de palme raffinée consommée  par le ménage semble très élevé, prière de corriger ou confirmer avec le QG. Avertissement!!! Le ménage a consommé 1 Paquet Grand de Thé en sachet, cette quantité semble anormale pour une consommation des 7 derniers jours.Prière de corriger ou de confirmer avec le QG. Le prix d'achat unitaire (320 Fcfa) de Riz importé parfumé en Sac (50 Kg) de taille taille unique est très faible, prière de regarder les reponses prises dans les questions s07bq07a s07bq07b s07bq07c s07bq08 pour mieux corriger. Attention ! Le prix unitaire d'achat (320 Fcfa) de Riz importé parfumé en Sac (50 Kg) (taille unique) est relativement faible par rapport aux autres prix observés dans cette zone. Prière de corriger ou de confirmer avec le QG.</w:t>
+        <w:t>- Attention ! Le prix unitaire d'achat (50 Fcfa) de Choux en Pièce (Petit) est relativement faible par rapport aux autres prix observés dans cette zone. Prière de corriger ou de confirmer avec le QG. Attention ! Le prix unitaire d'achat (50 Fcfa) de Concentré de tomate en Sachets industriel (Petit) est relativement faible par rapport aux autres prix observés dans cette zone. Prière de corriger ou de confirmer avec le QG. Attention ! Le prix unitaire d'achat (50 Fcfa) de Sel en Sachets (Moyen) est relativement faible par rapport aux autres prix observés dans cette zone. Prière de corriger ou de confirmer avec le QG. Avertissement!! La quantité (5 litre) du produit Huile de palme raffinée consommée  par le ménage semble très élevé, prière de corriger ou confirmer avec le QG. Attention ! Le prix unitaire d'achat (1200 Fcfa) de Huile de palme raffinée en Litre (taille unique) est relativement élevé par rapport aux autres prix observés dans cette zone. Prière de corriger ou de confirmer avec le QG. Avertissement!!! Le ménage a consommé 1 Paquet Grand de Thé en sachet, cette quantité semble anormale pour une consommation des 7 derniers jours.Prière de corriger ou de confirmer avec le QG. Le prix d'achat unitaire (320 Fcfa) de Riz importé parfumé en Sac (50 Kg) de taille taille unique est très faible, prière de regarder les reponses prises dans les questions s07bq07a s07bq07b s07bq07c s07bq08 pour mieux corriger. Attention ! Le prix unitaire d'achat (320 Fcfa) de Riz importé parfumé en Sac (50 Kg) (taille unique) est relativement faible par rapport aux autres prix observés dans cette zone. Prière de corriger ou de confirmer avec le QG.</w:t>
       </w:r>
     </w:p>
     <w:p>
@@ -3616,7 +3618,7 @@
         <w:rPr>
           <w:sz w:val="20"/>
         </w:rPr>
-        <w:t>- Attention ! Le prix unitaire d'achat (100 Fcfa) de Piment frais en Pièce (Petit) est relativement élevé par rapport aux autres prix observés dans cette zone. Prière de corriger ou de confirmer avec le QG. Attention ! Le prix unitaire d'achat (21000 Fcfa) de Riz importé parfumé en Sac (50 Kg) (taille unique) est relativement élevé par rapport aux autres prix observés dans cette zone. Prière de corriger ou de confirmer avec le QG. Attention ! Le prix unitaire d'achat (250 Fcfa) de Aubergine   en Pièce (Moyen) est relativement élevé par rapport aux autres prix observés dans cette zone. Prière de corriger ou de confirmer avec le QG. Attention ! Le prix unitaire d'achat (2500 Fcfa) de Viande de bœuf: filet, faux-filet en Kg (taille unique) est relativement faible par rapport aux autres prix observés dans cette zone. Prière de corriger ou de confirmer avec le QG. Attention ! Le prix unitaire d'achat (50 Fcfa) de Sel en Sachets (Petit) est relativement faible par rapport aux autres prix observés dans cette zone. Prière de corriger ou de confirmer avec le QG. Attention ! Soupçons de quantité anormale! Le ménage de SAMBA SOW avec une taille de 8 personnes a consommé 12 Kg en taille unique de Mil qui est relativement élevé comme consommation par rapport à la condition de vie des autres ménages de même taille dans cette zone. Prière de corriger ou de confirmer avec le QG. Attention ! Soupçons de quantité anormale! Le ménage de SAMBA SOW avec une taille de 8 personnes a consommé 7 Kg en taille unique de Sucre en poudre  qui est relativement élevé comme consommation par rapport à la condition de vie des autres ménages de même taille dans cette zone. Prière de corriger ou de confirmer avec le QG. Avertissement!! La quantité (7.5 litre) du produit Huile de palme raffinée consommée  par le ménage semble très élevé, prière de corriger ou confirmer avec le QG. Attention ! Soupçons de quantité anormale! Le ménage de SAMBA SOW avec une taille de 8 personnes a consommé 7.5 Litre en taille unique de Huile de palme raffinée qui est relativement élevé comme consommation par rapport à la condition de vie des autres ménages de même taille dans cette zone. Prière de corriger ou de confirmer avec le QG. Avertissement!!! Le ménage a consommé 2 Paquet Moyen de Thé en sachet, cette quantité semble anormale pour une consommation des 7 derniers jours.Prière de corriger ou de confirmer avec le QG. Avertissement!!! Le ménage a consommé 9 Kg taille unique de Capitaine frais, cette quantité semble anormale pour une consommation des 7 derniers jours.Prière de corriger ou de confirmer avec le QG.</w:t>
+        <w:t>- Attention ! Le prix unitaire d'achat (250 Fcfa) de Aubergine   en Pièce (Moyen) est relativement élevé par rapport aux autres prix observés dans cette zone. Prière de corriger ou de confirmer avec le QG. Attention ! Le prix unitaire d'achat (2500 Fcfa) de Viande de bœuf: filet, faux-filet en Kg (taille unique) est relativement faible par rapport aux autres prix observés dans cette zone. Prière de corriger ou de confirmer avec le QG. Attention ! Soupçons de quantité anormale! Le ménage de SAMBA SOW avec une taille de 8 personnes a consommé 12 Kg en taille unique de Mil qui est relativement élevé comme consommation par rapport à la condition de vie des autres ménages de même taille dans cette zone. Prière de corriger ou de confirmer avec le QG. Attention ! Soupçons de quantité anormale! Le ménage de SAMBA SOW avec une taille de 8 personnes a consommé 7 Kg en taille unique de Sucre en poudre  qui est relativement élevé comme consommation par rapport à la condition de vie des autres ménages de même taille dans cette zone. Prière de corriger ou de confirmer avec le QG. Avertissement!! La quantité (7.5 litre) du produit Huile de palme raffinée consommée  par le ménage semble très élevé, prière de corriger ou confirmer avec le QG. Avertissement!!! Le ménage a consommé 2 Paquet Moyen de Thé en sachet, cette quantité semble anormale pour une consommation des 7 derniers jours.Prière de corriger ou de confirmer avec le QG. Avertissement!!! Le ménage a consommé 9 Kg taille unique de Capitaine frais, cette quantité semble anormale pour une consommation des 7 derniers jours.Prière de corriger ou de confirmer avec le QG.</w:t>
       </w:r>
     </w:p>
     <w:p>
@@ -3832,6 +3834,8 @@
         <w:rPr>
           <w:sz w:val="20"/>
         </w:rPr>
+        <w:t xml:space="preserve">- Attention ! Faucheuse a été revendu à 2000 Fcfa qui est relativement élevé par rapport aux autres prix de revente observés dans cette zone. Prière de corriger ou de confirmer avec le QG. </w:t>
+        <w:br/>
         <w:t xml:space="preserve">- Attention ! Machette a été achété à 10000 Fcfa est relativement élevé par rapport aux autres prix d'achat observés dans cette zone. Prière de corriger ou de confirmer avec le QG. Attention ! Machette a été revendu à 10000 Fcfa qui est relativement élevé par rapport aux autres prix de revente observés dans cette zone. Prière de corriger ou de confirmer avec le QG. </w:t>
         <w:br/>
         <w:t>- Avertissement!! L'âge (70 ans)  de Semoir dans ce ménage semble être élevé, prière de corriger ou confirmer avec le QG. Incohérence!! Le prix d'achat de Semoir ne doit pas être égal 0 même si le ménage l'a reçu en cadeau prière de leurs aider à faire une estimation. Avertissement!! Le prix d'achat (0 FCFA) de Semoir est inférieur aux prix de revente (100000 FCFA), prière de verifier et corriger ou confirmer l'information avec le QG. Le prix d'achat de Semoir est nul (achété à 0fcfa) mais le prix de revente est (100000 FCFA), prière de verifier et corriger.</w:t>
@@ -6445,7 +6449,7 @@
         <w:rPr>
           <w:sz w:val="20"/>
         </w:rPr>
-        <w:t>- Attention ! Le prix unitaire d'achat (4500 Fcfa) de Viande de bœuf: filet, faux-filet en Kg (taille unique) est relativement élevé par rapport aux autres prix observés dans cette zone. Prière de corriger ou de confirmer avec le QG. Avertissement!!! Le ménage a consommé 7 Paquet Petit de Thé en sachet, cette quantité semble anormale pour une consommation des 7 derniers jours.Prière de corriger ou de confirmer avec le QG. Avertissement!! le prix unitaire (100 Fcfa) de Thé en sachet (unité: Paquet) de taille Petit est très faible ou élevé. Prière de corriger ou de confirmer avec le QG. Le prix d'achat unitaire (1.5 Fcfa) de Tomate fraîche en Sachets de taille Moyen  est invraisemblable, prière de regarder les reponses prises dans les questions s07bq07a s07bq07b s07bq07c s07bq08 pour mieux corriger. Attention ! Le prix unitaire d'achat (1.5 Fcfa) de Tomate fraîche en Sachets (Moyen) est relativement faible par rapport aux autres prix observés dans cette zone. Prière de corriger ou de confirmer avec le QG.</w:t>
+        <w:t>- Attention ! Le prix unitaire d'achat (150 Fcfa) de Carotte en Pièce (Moyen) est relativement élevé par rapport aux autres prix observés dans cette zone. Prière de corriger ou de confirmer avec le QG. Attention ! Le prix unitaire d'achat (4500 Fcfa) de Viande de bœuf: filet, faux-filet en Kg (taille unique) est relativement élevé par rapport aux autres prix observés dans cette zone. Prière de corriger ou de confirmer avec le QG. Avertissement!!! Le ménage a consommé 7 Paquet Petit de Thé en sachet, cette quantité semble anormale pour une consommation des 7 derniers jours.Prière de corriger ou de confirmer avec le QG. Avertissement!! le prix unitaire (100 Fcfa) de Thé en sachet (unité: Paquet) de taille Petit est très faible ou élevé. Prière de corriger ou de confirmer avec le QG. Le prix d'achat unitaire (1.5 Fcfa) de Tomate fraîche en Sachets de taille Moyen  est invraisemblable, prière de regarder les reponses prises dans les questions s07bq07a s07bq07b s07bq07c s07bq08 pour mieux corriger. Attention ! Le prix unitaire d'achat (1.5 Fcfa) de Tomate fraîche en Sachets (Moyen) est relativement faible par rapport aux autres prix observés dans cette zone. Prière de corriger ou de confirmer avec le QG.</w:t>
       </w:r>
     </w:p>
     <w:p>
@@ -6623,6 +6627,8 @@
         <w:rPr>
           <w:sz w:val="20"/>
         </w:rPr>
+        <w:t xml:space="preserve">- Attention ! Faucheuse a été revendu à 2000 Fcfa qui est relativement élevé par rapport aux autres prix de revente observés dans cette zone. Prière de corriger ou de confirmer avec le QG. </w:t>
+        <w:br/>
         <w:t xml:space="preserve">- Le ménage a utilisé Animaux de labour qu'il ne possède pas mais qui a loué auprès d'une coopérative ou d'un autre ménage, il a payé 0 FCFA. Prière de fournir d'effort pour estimer la valeur payé après utilisation. Le ménage a utilisé Animaux de labour qu'il ne possède pas mais a loué auprès d'une coopérative ou d'un autre ménage et a payé (0 FCFA) qui semble élevé ou faible, prière de corriger ou confirmer auprès du QG. </w:t>
         <w:br/>
         <w:t>- Le ménage a utilisé Charrettes qu'il ne possède pas mais qui a loué auprès d'une coopérative ou d'un autre ménage, il a payé 0 FCFA. Prière de fournir d'effort pour estimer la valeur payé après utilisation. Le ménage a utilisé Charrettes qu'il ne possède pas mais a loué auprès d'une coopérative ou d'un autre ménage et a payé (0 FCFA) qui semble élevé ou faible, prière de corriger ou confirmer auprès du QG.</w:t>
@@ -7211,7 +7217,7 @@
         </w:rPr>
         <w:t xml:space="preserve">- Avertissement!!! Le prix d'achat (1500) de l'article  Fer à repasser à charbon est inférieur aux prix de revente (9999)  avec l'âge du bien atteignant 1 ans. Prière de vérifier ou confirmer avec l'enquêté et mettre les bonnes valeurs après verification, s'il le faut. Attention ! Fer à repasser à charbon a été revendu à 9999 Fcfa qui est relativement élevé par rapport aux autres prix de revente observés dans cette zone. Prière de corriger ou de confirmer avec le QG. </w:t>
         <w:br/>
-        <w:t>- Avertissement!!! Le prix d'achat (5000) de l'article  Radio simple/Radiocassette est inférieur aux prix de revente (9999)  avec l'âge du bien atteignant 1 ans. Prière de vérifier ou confirmer avec l'enquêté et mettre les bonnes valeurs après verification, s'il le faut. Attention ! Radio simple/Radiocassette a été revendu à 9999 Fcfa qui est relativement élevé par rapport aux autres prix de revente observés dans cette zone. Prière de corriger ou de confirmer avec le QG.</w:t>
+        <w:t>- Avertissement!!! Le prix d'achat (5000) de l'article  Radio simple/Radiocassette est inférieur aux prix de revente (9999)  avec l'âge du bien atteignant 1 ans. Prière de vérifier ou confirmer avec l'enquêté et mettre les bonnes valeurs après verification, s'il le faut.</w:t>
       </w:r>
     </w:p>
     <w:p>
@@ -7322,11 +7328,11 @@
         </w:rPr>
         <w:t xml:space="preserve">- Avertissement!! L'âge (30 ans)  de Houe/daba/hilaire dans ce ménage semble être élevé, prière de corriger ou confirmer avec le QG. Avertissement!! Le prix d'achat (3000 FCFA) de Houe/daba/hilaire est inférieur aux prix de revente (9999 FCFA), prière de verifier et corriger ou confirmer l'information avec le QG. </w:t>
         <w:br/>
-        <w:t xml:space="preserve">- Avertissement!! Le prix d'achat (10 FCFA) de Herse est inférieur aux prix de revente (9999 FCFA), prière de verifier et corriger ou confirmer l'information avec le QG. Attention ! Herse a été achété à 10 Fcfa est relativement faible par rapport aux autres prix d'achat observés dans cette zone. Prière de corriger ou de confirmer avec le QG. </w:t>
+        <w:t xml:space="preserve">- Avertissement!! Le prix d'achat (10 FCFA) de Herse est inférieur aux prix de revente (9999 FCFA), prière de verifier et corriger ou confirmer l'information avec le QG. </w:t>
         <w:br/>
         <w:t xml:space="preserve">- Avertissement!! Le prix d'achat (1000 FCFA) de Machette est inférieur aux prix de revente (9999 FCFA), prière de verifier et corriger ou confirmer l'information avec le QG. </w:t>
         <w:br/>
-        <w:t xml:space="preserve">- Avertissement!! Le prix d'achat (2000 FCFA) de Faucheuse est inférieur aux prix de revente (9999 FCFA), prière de verifier et corriger ou confirmer l'information avec le QG. </w:t>
+        <w:t xml:space="preserve">- Avertissement!! Le prix d'achat (2000 FCFA) de Faucheuse est inférieur aux prix de revente (9999 FCFA), prière de verifier et corriger ou confirmer l'information avec le QG. Attention ! Faucheuse a été revendu à 2000 Fcfa qui est relativement élevé par rapport aux autres prix de revente observés dans cette zone. Prière de corriger ou de confirmer avec le QG. </w:t>
         <w:br/>
         <w:t>- Avertissement!! Le prix d'achat (300000 FCFA) de Animaux de labour est inférieur aux prix de revente (350000 FCFA), prière de verifier et corriger ou confirmer l'information avec le QG.</w:t>
       </w:r>
@@ -7801,7 +7807,7 @@
         <w:rPr>
           <w:sz w:val="20"/>
         </w:rPr>
-        <w:t>- Avertissement!! La quantité (3.5 litre) du produit Huile d'arachide (Segal) Artisanale consommée  par le ménage semble très élevé, prière de corriger ou confirmer avec le QG. Avertissement!!! Le ménage a consommé 7 Paquet Petit de Thé en sachet, cette quantité semble anormale pour une consommation des 7 derniers jours.Prière de corriger ou de confirmer avec le QG.</w:t>
+        <w:t>- Attention ! Le prix unitaire d'achat (200 Fcfa) de Carotte en Pièce (Moyen) est relativement élevé par rapport aux autres prix observés dans cette zone. Prière de corriger ou de confirmer avec le QG. Avertissement!! La quantité (3.5 litre) du produit Huile d'arachide (Segal) Artisanale consommée  par le ménage semble très élevé, prière de corriger ou confirmer avec le QG. Avertissement!!! Le ménage a consommé 7 Paquet Petit de Thé en sachet, cette quantité semble anormale pour une consommation des 7 derniers jours.Prière de corriger ou de confirmer avec le QG.</w:t>
       </w:r>
     </w:p>
     <w:p>
@@ -8472,7 +8478,7 @@
         <w:rPr>
           <w:sz w:val="20"/>
         </w:rPr>
-        <w:t>- Attention ! Le prix unitaire d'achat (100 Fcfa) de Piment frais en Pièce (Petit) est relativement élevé par rapport aux autres prix observés dans cette zone. Prière de corriger ou de confirmer avec le QG. Attention ! Le prix unitaire d'achat (250 Fcfa) de Carpe séchée en Morceau (Portion) (Petit) est relativement élevé par rapport aux autres prix observés dans cette zone. Prière de corriger ou de confirmer avec le QG.</w:t>
+        <w:t>- Attention ! Le prix unitaire d'achat (200 Fcfa) de Manioc en tubercules en Morceau (Portion) (Petit) est relativement élevé par rapport aux autres prix observés dans cette zone. Prière de corriger ou de confirmer avec le QG. Attention ! Le prix unitaire d'achat (250 Fcfa) de Carpe séchée en Morceau (Portion) (Petit) est relativement élevé par rapport aux autres prix observés dans cette zone. Prière de corriger ou de confirmer avec le QG.</w:t>
       </w:r>
     </w:p>
     <w:p>
